--- a/06. Ataskaitos knygutė 2026/[5] Stipri organizacija/[5.2] Projektai.docx
+++ b/06. Ataskaitos knygutė 2026/[5] Stipri organizacija/[5.2] Projektai.docx
@@ -2957,7 +2957,23 @@
           <w:noProof w:val="0"/>
           <w:lang w:val="en-US"/>
         </w:rPr>
-        <w:t>. The project was carried out by the Vilnius University Student’s Representation and was funded from the state budget under the funding instrument for projects on priority topics for students. The project’s reporting period was March 1–December 1, 2025.</w:t>
+        <w:t>. The project was carried out by the Vilnius University Student</w:t>
+      </w:r>
+      <w:r>
+        <w:rPr>
+          <w:rFonts w:ascii="Aptos Display" w:hAnsi="Aptos Display" w:eastAsia="Aptos Display" w:cs="Aptos Display" w:asciiTheme="majorAscii" w:hAnsiTheme="majorAscii" w:eastAsiaTheme="majorAscii" w:cstheme="majorAscii"/>
+          <w:noProof w:val="0"/>
+          <w:lang w:val="en-US"/>
+        </w:rPr>
+        <w:t>s’</w:t>
+      </w:r>
+      <w:r>
+        <w:rPr>
+          <w:rFonts w:ascii="Aptos Display" w:hAnsi="Aptos Display" w:eastAsia="Aptos Display" w:cs="Aptos Display" w:asciiTheme="majorAscii" w:hAnsiTheme="majorAscii" w:eastAsiaTheme="majorAscii" w:cstheme="majorAscii"/>
+          <w:noProof w:val="0"/>
+          <w:lang w:val="en-US"/>
+        </w:rPr>
+        <w:t xml:space="preserve"> Representation and was funded from the state budget under the funding instrument for projects on priority topics for students. The project’s reporting period was March 1–December 1, 2025.</w:t>
       </w:r>
     </w:p>
     <w:p>
@@ -3013,7 +3029,55 @@
           <w:noProof w:val="0"/>
           <w:lang w:val="en-US"/>
         </w:rPr>
-        <w:t>As part of the project, a quantitative survey of students at Vilnius University was conducted. The survey, carried out from October 1 to 15, 2025, included 1,510 students who submitted fully completed questionnaires. The study analyzed students’ work experience, the circumstances of their mandatory internships, their assessment of internship quality, the nature of their work during their studies, areas where they lacked skills, and how well they met employers’ expectations. The results of the study showed that the quality of mandatory internships varies across students’ experiences, and some of them choose unskilled work due to more flexible schedules, limited opportunities to gain professional experience, or insufficient quality of the internship.</w:t>
+        <w:t xml:space="preserve">As part of the project, a quantitative survey of students at Vilnius University was conducted. The </w:t>
+      </w:r>
+      <w:r>
+        <w:rPr>
+          <w:rFonts w:ascii="Aptos Display" w:hAnsi="Aptos Display" w:eastAsia="Aptos Display" w:cs="Aptos Display" w:asciiTheme="majorAscii" w:hAnsiTheme="majorAscii" w:eastAsiaTheme="majorAscii" w:cstheme="majorAscii"/>
+          <w:noProof w:val="0"/>
+          <w:lang w:val="en-US"/>
+        </w:rPr>
+        <w:t>survey,</w:t>
+      </w:r>
+      <w:r>
+        <w:rPr>
+          <w:rFonts w:ascii="Aptos Display" w:hAnsi="Aptos Display" w:eastAsia="Aptos Display" w:cs="Aptos Display" w:asciiTheme="majorAscii" w:hAnsiTheme="majorAscii" w:eastAsiaTheme="majorAscii" w:cstheme="majorAscii"/>
+          <w:noProof w:val="0"/>
+          <w:lang w:val="en-US"/>
+        </w:rPr>
+        <w:t xml:space="preserve"> carried out from October 1 to 15</w:t>
+      </w:r>
+      <w:r>
+        <w:rPr>
+          <w:rFonts w:ascii="Aptos Display" w:hAnsi="Aptos Display" w:eastAsia="Aptos Display" w:cs="Aptos Display" w:asciiTheme="majorAscii" w:hAnsiTheme="majorAscii" w:eastAsiaTheme="majorAscii" w:cstheme="majorAscii"/>
+          <w:noProof w:val="0"/>
+          <w:lang w:val="en-US"/>
+        </w:rPr>
+        <w:t>,</w:t>
+      </w:r>
+      <w:r>
+        <w:rPr>
+          <w:rFonts w:ascii="Aptos Display" w:hAnsi="Aptos Display" w:eastAsia="Aptos Display" w:cs="Aptos Display" w:asciiTheme="majorAscii" w:hAnsiTheme="majorAscii" w:eastAsiaTheme="majorAscii" w:cstheme="majorAscii"/>
+          <w:noProof w:val="0"/>
+          <w:lang w:val="en-US"/>
+        </w:rPr>
+        <w:t xml:space="preserve"> included 1510 students who </w:t>
+      </w:r>
+      <w:r>
+        <w:rPr>
+          <w:rFonts w:ascii="Aptos Display" w:hAnsi="Aptos Display" w:eastAsia="Aptos Display" w:cs="Aptos Display" w:asciiTheme="majorAscii" w:hAnsiTheme="majorAscii" w:eastAsiaTheme="majorAscii" w:cstheme="majorAscii"/>
+          <w:noProof w:val="0"/>
+          <w:lang w:val="en-US"/>
+        </w:rPr>
+        <w:t>submitted</w:t>
+      </w:r>
+      <w:r>
+        <w:rPr>
+          <w:rFonts w:ascii="Aptos Display" w:hAnsi="Aptos Display" w:eastAsia="Aptos Display" w:cs="Aptos Display" w:asciiTheme="majorAscii" w:hAnsiTheme="majorAscii" w:eastAsiaTheme="majorAscii" w:cstheme="majorAscii"/>
+          <w:noProof w:val="0"/>
+          <w:lang w:val="en-US"/>
+        </w:rPr>
+        <w:t xml:space="preserve"> fully completed questionnaires. The study analyzed students’ work experience, the circumstances of their mandatory internships, their assessment of internship quality, the nature of their work during their studies, areas where they lacked skills, and how well they met employers’ expectations. The results of the study showed that the quality of mandatory internships varies across students’ experiences, and some of them choose unskilled work due to more flexible schedules, limited opportunities to gain professional experience, or insufficient quality of the internship.</w:t>
       </w:r>
     </w:p>
     <w:p>
@@ -3038,6 +3102,7 @@
     </w:p>
     <w:p>
       <w:pPr>
+        <w:pStyle w:val="Normal"/>
         <w:spacing w:before="0" w:beforeAutospacing="off" w:after="240" w:afterAutospacing="off"/>
         <w:ind w:firstLine="720"/>
         <w:jc w:val="both"/>
@@ -3260,7 +3325,27 @@
           <w:szCs w:val="24"/>
           <w:lang w:val="lt-LT"/>
         </w:rPr>
-        <w:t xml:space="preserve"> 8–9, 2025, </w:t>
+        <w:t xml:space="preserve"> 8–9</w:t>
+      </w:r>
+      <w:r>
+        <w:rPr>
+          <w:rFonts w:ascii="Aptos Display" w:hAnsi="Aptos Display" w:eastAsia="Aptos Display" w:cs="Aptos Display"/>
+          <w:noProof w:val="0"/>
+          <w:sz w:val="24"/>
+          <w:szCs w:val="24"/>
+          <w:lang w:val="lt-LT"/>
+        </w:rPr>
+        <w:t>,</w:t>
+      </w:r>
+      <w:r>
+        <w:rPr>
+          <w:rFonts w:ascii="Aptos Display" w:hAnsi="Aptos Display" w:eastAsia="Aptos Display" w:cs="Aptos Display"/>
+          <w:noProof w:val="0"/>
+          <w:sz w:val="24"/>
+          <w:szCs w:val="24"/>
+          <w:lang w:val="lt-LT"/>
+        </w:rPr>
+        <w:t xml:space="preserve">2025, </w:t>
       </w:r>
       <w:r>
         <w:rPr>
@@ -3330,27 +3415,7 @@
           <w:szCs w:val="24"/>
           <w:lang w:val="lt-LT"/>
         </w:rPr>
-        <w:t>Job</w:t>
-      </w:r>
-      <w:r>
-        <w:rPr>
-          <w:rFonts w:ascii="Aptos Display" w:hAnsi="Aptos Display" w:eastAsia="Aptos Display" w:cs="Aptos Display"/>
-          <w:noProof w:val="0"/>
-          <w:sz w:val="24"/>
-          <w:szCs w:val="24"/>
-          <w:lang w:val="lt-LT"/>
-        </w:rPr>
-        <w:t xml:space="preserve"> </w:t>
-      </w:r>
-      <w:r>
-        <w:rPr>
-          <w:rFonts w:ascii="Aptos Display" w:hAnsi="Aptos Display" w:eastAsia="Aptos Display" w:cs="Aptos Display"/>
-          <w:noProof w:val="0"/>
-          <w:sz w:val="24"/>
-          <w:szCs w:val="24"/>
-          <w:lang w:val="lt-LT"/>
-        </w:rPr>
-        <w:t>Fair</w:t>
+        <w:t>Career Fair</w:t>
       </w:r>
       <w:r>
         <w:rPr>
@@ -3420,17 +3485,17 @@
           <w:szCs w:val="24"/>
           <w:lang w:val="lt-LT"/>
         </w:rPr>
-        <w:t xml:space="preserve"> United </w:t>
-      </w:r>
-      <w:r>
-        <w:rPr>
-          <w:rFonts w:ascii="Aptos Display" w:hAnsi="Aptos Display" w:eastAsia="Aptos Display" w:cs="Aptos Display"/>
-          <w:noProof w:val="0"/>
-          <w:sz w:val="24"/>
-          <w:szCs w:val="24"/>
-          <w:lang w:val="lt-LT"/>
-        </w:rPr>
-        <w:t>Buildings</w:t>
+        <w:t xml:space="preserve"> </w:t>
+      </w:r>
+      <w:r>
+        <w:rPr>
+          <w:rFonts w:ascii="Aptos Display" w:hAnsi="Aptos Display" w:eastAsia="Aptos Display" w:cs="Aptos Display"/>
+          <w:noProof w:val="0"/>
+          <w:sz w:val="24"/>
+          <w:szCs w:val="24"/>
+          <w:lang w:val="lt-LT"/>
+        </w:rPr>
+        <w:t>Joined Chambers</w:t>
       </w:r>
       <w:r>
         <w:rPr>
@@ -3600,7 +3665,7 @@
           <w:szCs w:val="24"/>
           <w:lang w:val="lt-LT"/>
         </w:rPr>
-        <w:t>—</w:t>
+        <w:t xml:space="preserve"> — </w:t>
       </w:r>
       <w:r>
         <w:rPr>
@@ -3640,7 +3705,27 @@
           <w:szCs w:val="24"/>
           <w:lang w:val="lt-LT"/>
         </w:rPr>
-        <w:t xml:space="preserve"> data—1,044 </w:t>
+        <w:t xml:space="preserve"> data</w:t>
+      </w:r>
+      <w:r>
+        <w:rPr>
+          <w:rFonts w:ascii="Aptos Display" w:hAnsi="Aptos Display" w:eastAsia="Aptos Display" w:cs="Aptos Display"/>
+          <w:noProof w:val="0"/>
+          <w:sz w:val="24"/>
+          <w:szCs w:val="24"/>
+          <w:lang w:val="lt-LT"/>
+        </w:rPr>
+        <w:t xml:space="preserve"> —</w:t>
+      </w:r>
+      <w:r>
+        <w:rPr>
+          <w:rFonts w:ascii="Aptos Display" w:hAnsi="Aptos Display" w:eastAsia="Aptos Display" w:cs="Aptos Display"/>
+          <w:noProof w:val="0"/>
+          <w:sz w:val="24"/>
+          <w:szCs w:val="24"/>
+          <w:lang w:val="lt-LT"/>
+        </w:rPr>
+        <w:t xml:space="preserve">1,044 </w:t>
       </w:r>
       <w:r>
         <w:rPr>
@@ -4393,6 +4478,14 @@
           <w:lang w:val="lt-LT"/>
         </w:rPr>
         <w:t xml:space="preserve">’ </w:t>
+      </w:r>
+      <w:r>
+        <w:rPr>
+          <w:rFonts w:ascii="Aptos Display" w:hAnsi="Aptos Display" w:eastAsia="Aptos Display" w:cs="Aptos Display" w:asciiTheme="majorAscii" w:hAnsiTheme="majorAscii" w:eastAsiaTheme="majorAscii" w:cstheme="majorAscii"/>
+          <w:noProof w:val="0"/>
+          <w:lang w:val="lt-LT"/>
+        </w:rPr>
+        <w:t xml:space="preserve">scientific </w:t>
       </w:r>
       <w:r>
         <w:rPr>
@@ -5095,7 +5188,23 @@
           <w:noProof w:val="0"/>
           <w:lang w:val="en-US"/>
         </w:rPr>
-        <w:t>The main outcome of the project is a 52-page report on a survey of Vilnius University students’ study, work, and employment opportunities, covering the results of quantitative and qualitative analyses, visualizations, a discussion, and recommendations for Vilnius University, employers, and social partners. The survey results were also publicized through VU SA’s communication channels: 4,060 users were reached on Facebook, 2,091 users on Instagram, and 241 users viewed the article on vusa.lt.</w:t>
+        <w:t xml:space="preserve">The main outcome of the project is a 52-page report on a survey of Vilnius University students’ study, work, and employment opportunities, covering the results of quantitative and qualitative analyses, visualizations, a discussion, and recommendations for Vilnius University, employers, and social partners. The survey results were also publicized through VU SA’s communication channels: 4060 users were reached on Facebook, 2091 users on Instagram, and 241 users viewed the article on </w:t>
+      </w:r>
+      <w:r>
+        <w:rPr>
+          <w:rFonts w:ascii="Aptos Display" w:hAnsi="Aptos Display" w:eastAsia="Aptos Display" w:cs="Aptos Display" w:asciiTheme="majorAscii" w:hAnsiTheme="majorAscii" w:eastAsiaTheme="majorAscii" w:cstheme="majorAscii"/>
+          <w:noProof w:val="0"/>
+          <w:lang w:val="en-US"/>
+        </w:rPr>
+        <w:t>vusa.lt</w:t>
+      </w:r>
+      <w:r>
+        <w:rPr>
+          <w:rFonts w:ascii="Aptos Display" w:hAnsi="Aptos Display" w:eastAsia="Aptos Display" w:cs="Aptos Display" w:asciiTheme="majorAscii" w:hAnsiTheme="majorAscii" w:eastAsiaTheme="majorAscii" w:cstheme="majorAscii"/>
+          <w:noProof w:val="0"/>
+          <w:lang w:val="en-US"/>
+        </w:rPr>
+        <w:t>.</w:t>
       </w:r>
     </w:p>
     <w:p>
@@ -5264,7 +5373,39 @@
           <w:noProof w:val="0"/>
           <w:lang w:val="lt-LT"/>
         </w:rPr>
-        <w:t xml:space="preserve">During the reporting period, VU SA implemented the project “Higher Education for All – Without Limits.” The project was carried out by the Vilnius University Student's Representation and was funded from the state budget under the funding measure for projects on priority topics for students. The project’s reporting period was March 1, 2025, to December 1, 2025. </w:t>
+        <w:t>During the reporting period, VU S</w:t>
+      </w:r>
+      <w:r>
+        <w:rPr>
+          <w:rFonts w:ascii="Aptos Display" w:hAnsi="Aptos Display" w:eastAsia="Aptos Display" w:cs="Aptos Display" w:asciiTheme="majorAscii" w:hAnsiTheme="majorAscii" w:eastAsiaTheme="majorAscii" w:cstheme="majorAscii"/>
+          <w:noProof w:val="0"/>
+          <w:lang w:val="lt-LT"/>
+        </w:rPr>
+        <w:t>R</w:t>
+      </w:r>
+      <w:r>
+        <w:rPr>
+          <w:rFonts w:ascii="Aptos Display" w:hAnsi="Aptos Display" w:eastAsia="Aptos Display" w:cs="Aptos Display" w:asciiTheme="majorAscii" w:hAnsiTheme="majorAscii" w:eastAsiaTheme="majorAscii" w:cstheme="majorAscii"/>
+          <w:noProof w:val="0"/>
+          <w:lang w:val="lt-LT"/>
+        </w:rPr>
+        <w:t xml:space="preserve"> implemented the project “Higher Education for All – Without Limits.” The project was carried out by the Vilnius University Student</w:t>
+      </w:r>
+      <w:r>
+        <w:rPr>
+          <w:rFonts w:ascii="Aptos Display" w:hAnsi="Aptos Display" w:eastAsia="Aptos Display" w:cs="Aptos Display" w:asciiTheme="majorAscii" w:hAnsiTheme="majorAscii" w:eastAsiaTheme="majorAscii" w:cstheme="majorAscii"/>
+          <w:noProof w:val="0"/>
+          <w:lang w:val="lt-LT"/>
+        </w:rPr>
+        <w:t>s’</w:t>
+      </w:r>
+      <w:r>
+        <w:rPr>
+          <w:rFonts w:ascii="Aptos Display" w:hAnsi="Aptos Display" w:eastAsia="Aptos Display" w:cs="Aptos Display" w:asciiTheme="majorAscii" w:hAnsiTheme="majorAscii" w:eastAsiaTheme="majorAscii" w:cstheme="majorAscii"/>
+          <w:noProof w:val="0"/>
+          <w:lang w:val="lt-LT"/>
+        </w:rPr>
+        <w:t xml:space="preserve"> Representation and was funded from the state budget under the funding measure for projects on priority topics for students. The project’s reporting period was March 1, 2025, to December 1, 2025. </w:t>
       </w:r>
     </w:p>
     <w:p>
@@ -5332,7 +5473,91 @@
           <w:noProof w:val="0"/>
           <w:lang w:val="en-US"/>
         </w:rPr>
-        <w:t>The results of the study showed that the implementation of social dimension measures remains fragmented, and the impact of the second round of admissions on socially vulnerable groups is limited. It was found that some of the applicants who were admitted through the second round of admissions would have been admitted through the first round as well, and that the practical activity criteria do not always meet the needs of the most vulnerable groups. It was also identified that the proportion of students with disabilities in higher education remains very low—0.31 percent—the individualization of support measures is insufficient, and information on higher education institutions’ websites is presented inconsistently.</w:t>
+        <w:t xml:space="preserve">The results of the study showed that the implementation of social dimension measures </w:t>
+      </w:r>
+      <w:r>
+        <w:rPr>
+          <w:rFonts w:ascii="Aptos Display" w:hAnsi="Aptos Display" w:eastAsia="Aptos Display" w:cs="Aptos Display" w:asciiTheme="majorAscii" w:hAnsiTheme="majorAscii" w:eastAsiaTheme="majorAscii" w:cstheme="majorAscii"/>
+          <w:noProof w:val="0"/>
+          <w:lang w:val="en-US"/>
+        </w:rPr>
+        <w:t>remains</w:t>
+      </w:r>
+      <w:r>
+        <w:rPr>
+          <w:rFonts w:ascii="Aptos Display" w:hAnsi="Aptos Display" w:eastAsia="Aptos Display" w:cs="Aptos Display" w:asciiTheme="majorAscii" w:hAnsiTheme="majorAscii" w:eastAsiaTheme="majorAscii" w:cstheme="majorAscii"/>
+          <w:noProof w:val="0"/>
+          <w:lang w:val="en-US"/>
+        </w:rPr>
+        <w:t xml:space="preserve"> fragmented, and the impact of the second round of admissions on socially vulnerable groups is limited. It was found that some of the applicants who were admitted through the second round of admissions would have been admitted through the first round as well, and that the practical activity criteria do not always meet the needs of the most vulnerable groups. It was also </w:t>
+      </w:r>
+      <w:r>
+        <w:rPr>
+          <w:rFonts w:ascii="Aptos Display" w:hAnsi="Aptos Display" w:eastAsia="Aptos Display" w:cs="Aptos Display" w:asciiTheme="majorAscii" w:hAnsiTheme="majorAscii" w:eastAsiaTheme="majorAscii" w:cstheme="majorAscii"/>
+          <w:noProof w:val="0"/>
+          <w:lang w:val="en-US"/>
+        </w:rPr>
+        <w:t>identified</w:t>
+      </w:r>
+      <w:r>
+        <w:rPr>
+          <w:rFonts w:ascii="Aptos Display" w:hAnsi="Aptos Display" w:eastAsia="Aptos Display" w:cs="Aptos Display" w:asciiTheme="majorAscii" w:hAnsiTheme="majorAscii" w:eastAsiaTheme="majorAscii" w:cstheme="majorAscii"/>
+          <w:noProof w:val="0"/>
+          <w:lang w:val="en-US"/>
+        </w:rPr>
+        <w:t xml:space="preserve"> that the proportion of students with disabilities in higher education </w:t>
+      </w:r>
+      <w:r>
+        <w:rPr>
+          <w:rFonts w:ascii="Aptos Display" w:hAnsi="Aptos Display" w:eastAsia="Aptos Display" w:cs="Aptos Display" w:asciiTheme="majorAscii" w:hAnsiTheme="majorAscii" w:eastAsiaTheme="majorAscii" w:cstheme="majorAscii"/>
+          <w:noProof w:val="0"/>
+          <w:lang w:val="en-US"/>
+        </w:rPr>
+        <w:t>remains</w:t>
+      </w:r>
+      <w:r>
+        <w:rPr>
+          <w:rFonts w:ascii="Aptos Display" w:hAnsi="Aptos Display" w:eastAsia="Aptos Display" w:cs="Aptos Display" w:asciiTheme="majorAscii" w:hAnsiTheme="majorAscii" w:eastAsiaTheme="majorAscii" w:cstheme="majorAscii"/>
+          <w:noProof w:val="0"/>
+          <w:lang w:val="en-US"/>
+        </w:rPr>
+        <w:t xml:space="preserve"> </w:t>
+      </w:r>
+      <w:r>
+        <w:rPr>
+          <w:rFonts w:ascii="Aptos Display" w:hAnsi="Aptos Display" w:eastAsia="Aptos Display" w:cs="Aptos Display" w:asciiTheme="majorAscii" w:hAnsiTheme="majorAscii" w:eastAsiaTheme="majorAscii" w:cstheme="majorAscii"/>
+          <w:noProof w:val="0"/>
+          <w:lang w:val="en-US"/>
+        </w:rPr>
+        <w:t>very low</w:t>
+      </w:r>
+      <w:r>
+        <w:rPr>
+          <w:rFonts w:ascii="Aptos Display" w:hAnsi="Aptos Display" w:eastAsia="Aptos Display" w:cs="Aptos Display"/>
+          <w:noProof w:val="0"/>
+          <w:sz w:val="24"/>
+          <w:szCs w:val="24"/>
+          <w:lang w:val="en-US"/>
+        </w:rPr>
+        <w:t xml:space="preserve"> </w:t>
+      </w:r>
+      <w:r>
+        <w:rPr>
+          <w:rFonts w:ascii="Aptos Display" w:hAnsi="Aptos Display" w:eastAsia="Aptos Display" w:cs="Aptos Display"/>
+          <w:noProof w:val="0"/>
+          <w:sz w:val="24"/>
+          <w:szCs w:val="24"/>
+          <w:lang w:val="en-US"/>
+        </w:rPr>
+        <w:t xml:space="preserve">(0,31 %), </w:t>
+      </w:r>
+      <w:r>
+        <w:rPr>
+          <w:rFonts w:ascii="Aptos Display" w:hAnsi="Aptos Display" w:eastAsia="Aptos Display" w:cs="Aptos Display" w:asciiTheme="majorAscii" w:hAnsiTheme="majorAscii" w:eastAsiaTheme="majorAscii" w:cstheme="majorAscii"/>
+          <w:noProof w:val="0"/>
+          <w:lang w:val="en-US"/>
+        </w:rPr>
+        <w:t>the individualization of support measures is insufficient, and information on higher education institutions’ websites is presented inconsistently.</w:t>
       </w:r>
     </w:p>
     <w:p>
@@ -5415,6 +5640,7 @@
     </w:p>
     <w:p>
       <w:pPr>
+        <w:pStyle w:val="Normal"/>
         <w:spacing w:before="0" w:beforeAutospacing="off" w:after="240" w:afterAutospacing="off"/>
         <w:ind w:firstLine="720"/>
         <w:jc w:val="both"/>
@@ -5427,7 +5653,27 @@
           <w:szCs w:val="24"/>
           <w:lang w:val="lt-LT"/>
         </w:rPr>
-        <w:t>In November 2025, the project ambassadors visited 22 regional schools in Lithuania. Although the plan was to visit 25 schools, the lower number of visits was offset by greater participant engagement—704 students attended the lectures, exceeding the planned target of 500 participants. During the visits, students were introduced to study opportunities, social dimension measures, financial aid, and other issues related to the accessibility of higher education.</w:t>
+        <w:t>In November 2025, the project ambassadors visited 22 regional schools in Lithuania. Although the plan was to visit 25 schools, the lower number of visits was offset by greater participant engagement</w:t>
+      </w:r>
+      <w:r>
+        <w:rPr>
+          <w:rFonts w:ascii="Aptos Display" w:hAnsi="Aptos Display" w:eastAsia="Aptos Display" w:cs="Aptos Display"/>
+          <w:noProof w:val="0"/>
+          <w:sz w:val="24"/>
+          <w:szCs w:val="24"/>
+          <w:lang w:val="lt-LT"/>
+        </w:rPr>
+        <w:t xml:space="preserve"> — </w:t>
+      </w:r>
+      <w:r>
+        <w:rPr>
+          <w:rFonts w:ascii="Aptos Display" w:hAnsi="Aptos Display" w:eastAsia="Aptos Display" w:cs="Aptos Display"/>
+          <w:noProof w:val="0"/>
+          <w:sz w:val="24"/>
+          <w:szCs w:val="24"/>
+          <w:lang w:val="lt-LT"/>
+        </w:rPr>
+        <w:t>704 students attended the lectures, exceeding the planned target of 500 participants. During the visits, students were introduced to study opportunities, social dimension measures, financial aid, and other issues related to the accessibility of higher education.</w:t>
       </w:r>
     </w:p>
     <w:p>
@@ -5444,7 +5690,27 @@
           <w:szCs w:val="24"/>
           <w:lang w:val="en-US"/>
         </w:rPr>
-        <w:t xml:space="preserve">Project activities were also publicized through VU SA’s communication channels. Communication </w:t>
+        <w:t>Project activities were also publicized through VU S</w:t>
+      </w:r>
+      <w:r>
+        <w:rPr>
+          <w:rFonts w:ascii="Aptos Display" w:hAnsi="Aptos Display" w:eastAsia="Aptos Display" w:cs="Aptos Display"/>
+          <w:noProof w:val="0"/>
+          <w:sz w:val="24"/>
+          <w:szCs w:val="24"/>
+          <w:lang w:val="en-US"/>
+        </w:rPr>
+        <w:t>R</w:t>
+      </w:r>
+      <w:r>
+        <w:rPr>
+          <w:rFonts w:ascii="Aptos Display" w:hAnsi="Aptos Display" w:eastAsia="Aptos Display" w:cs="Aptos Display"/>
+          <w:noProof w:val="0"/>
+          <w:sz w:val="24"/>
+          <w:szCs w:val="24"/>
+          <w:lang w:val="en-US"/>
+        </w:rPr>
+        <w:t xml:space="preserve">’s communication channels. Communication </w:t>
       </w:r>
       <w:r>
         <w:rPr>
@@ -5464,7 +5730,7 @@
           <w:szCs w:val="24"/>
           <w:lang w:val="en-US"/>
         </w:rPr>
-        <w:t xml:space="preserve"> the ambassador network, training sessions, and visits reached 9,665 users on Facebook, 4,755 users on Instagram, and the number of views for articles on </w:t>
+        <w:t xml:space="preserve"> the ambassador network, training sessions, and visits reached 9665 users on Facebook, 4755 users on Instagram, and the number of views for articles on </w:t>
       </w:r>
       <w:r>
         <w:rPr>
@@ -5484,7 +5750,7 @@
           <w:szCs w:val="24"/>
           <w:lang w:val="en-US"/>
         </w:rPr>
-        <w:t xml:space="preserve"> reached 3,897.</w:t>
+        <w:t xml:space="preserve"> reached 3897.</w:t>
       </w:r>
     </w:p>
     <w:p>
@@ -5541,7 +5807,71 @@
           <w:noProof w:val="0"/>
           <w:lang w:val="en-US"/>
         </w:rPr>
-        <w:t>During the reporting period, VU SA also developed and implemented a project aimed at strengthening the integration of international students into the Vilnius University and Vilnius city communities. The project applicant was the Vilnius University Student's Representation. The total project budget was 4,500 Eur, with 4,000 Eur requested from the Vilnius City Municipality, and the remaining funds coming from the organization’s own resources.</w:t>
+        <w:t>During the reporting period, VU S</w:t>
+      </w:r>
+      <w:r>
+        <w:rPr>
+          <w:rFonts w:ascii="Aptos Display" w:hAnsi="Aptos Display" w:eastAsia="Aptos Display" w:cs="Aptos Display" w:asciiTheme="majorAscii" w:hAnsiTheme="majorAscii" w:eastAsiaTheme="majorAscii" w:cstheme="majorAscii"/>
+          <w:noProof w:val="0"/>
+          <w:lang w:val="en-US"/>
+        </w:rPr>
+        <w:t>R</w:t>
+      </w:r>
+      <w:r>
+        <w:rPr>
+          <w:rFonts w:ascii="Aptos Display" w:hAnsi="Aptos Display" w:eastAsia="Aptos Display" w:cs="Aptos Display" w:asciiTheme="majorAscii" w:hAnsiTheme="majorAscii" w:eastAsiaTheme="majorAscii" w:cstheme="majorAscii"/>
+          <w:noProof w:val="0"/>
+          <w:lang w:val="en-US"/>
+        </w:rPr>
+        <w:t xml:space="preserve"> also developed and implemented a project aimed at strengthening the integration of international students into the Vilnius University and Vilnius city communities. The project applicant was the Vilnius University Student</w:t>
+      </w:r>
+      <w:r>
+        <w:rPr>
+          <w:rFonts w:ascii="Aptos Display" w:hAnsi="Aptos Display" w:eastAsia="Aptos Display" w:cs="Aptos Display" w:asciiTheme="majorAscii" w:hAnsiTheme="majorAscii" w:eastAsiaTheme="majorAscii" w:cstheme="majorAscii"/>
+          <w:noProof w:val="0"/>
+          <w:lang w:val="en-US"/>
+        </w:rPr>
+        <w:t>s’</w:t>
+      </w:r>
+      <w:r>
+        <w:rPr>
+          <w:rFonts w:ascii="Aptos Display" w:hAnsi="Aptos Display" w:eastAsia="Aptos Display" w:cs="Aptos Display" w:asciiTheme="majorAscii" w:hAnsiTheme="majorAscii" w:eastAsiaTheme="majorAscii" w:cstheme="majorAscii"/>
+          <w:noProof w:val="0"/>
+          <w:lang w:val="en-US"/>
+        </w:rPr>
+        <w:t xml:space="preserve"> Representation. The total project budget was 4500 </w:t>
+      </w:r>
+      <w:r>
+        <w:rPr>
+          <w:rFonts w:ascii="Aptos Display" w:hAnsi="Aptos Display" w:eastAsia="Aptos Display" w:cs="Aptos Display" w:asciiTheme="majorAscii" w:hAnsiTheme="majorAscii" w:eastAsiaTheme="majorAscii" w:cstheme="majorAscii"/>
+          <w:noProof w:val="0"/>
+          <w:lang w:val="en-US"/>
+        </w:rPr>
+        <w:t>Eur</w:t>
+      </w:r>
+      <w:r>
+        <w:rPr>
+          <w:rFonts w:ascii="Aptos Display" w:hAnsi="Aptos Display" w:eastAsia="Aptos Display" w:cs="Aptos Display" w:asciiTheme="majorAscii" w:hAnsiTheme="majorAscii" w:eastAsiaTheme="majorAscii" w:cstheme="majorAscii"/>
+          <w:noProof w:val="0"/>
+          <w:lang w:val="en-US"/>
+        </w:rPr>
+        <w:t xml:space="preserve">, with 4000 </w:t>
+      </w:r>
+      <w:r>
+        <w:rPr>
+          <w:rFonts w:ascii="Aptos Display" w:hAnsi="Aptos Display" w:eastAsia="Aptos Display" w:cs="Aptos Display" w:asciiTheme="majorAscii" w:hAnsiTheme="majorAscii" w:eastAsiaTheme="majorAscii" w:cstheme="majorAscii"/>
+          <w:noProof w:val="0"/>
+          <w:lang w:val="en-US"/>
+        </w:rPr>
+        <w:t>Eur</w:t>
+      </w:r>
+      <w:r>
+        <w:rPr>
+          <w:rFonts w:ascii="Aptos Display" w:hAnsi="Aptos Display" w:eastAsia="Aptos Display" w:cs="Aptos Display" w:asciiTheme="majorAscii" w:hAnsiTheme="majorAscii" w:eastAsiaTheme="majorAscii" w:cstheme="majorAscii"/>
+          <w:noProof w:val="0"/>
+          <w:lang w:val="en-US"/>
+        </w:rPr>
+        <w:t xml:space="preserve"> requested from the Vilnius City Municipality, and the remaining funds coming from the organization’s own resources.</w:t>
       </w:r>
     </w:p>
     <w:p>
@@ -5599,7 +5929,65 @@
           <w:noProof w:val="0"/>
           <w:lang w:val="en-US"/>
         </w:rPr>
-        <w:t>The project had three main objectives: to integrate international students into the community through joint events, to promote intercultural exchange and dialogue among students, and to familiarize students with opportunities and institutions that support integration. These objectives were linked to broader youth policy goals—promoting young people’s active participation in society, strengthening youth organizations, improving young people’s psychosocial well-being, and creating an inclusive environment.</w:t>
+        <w:t xml:space="preserve">The project had three main </w:t>
+      </w:r>
+      <w:r>
+        <w:rPr>
+          <w:rFonts w:ascii="Aptos Display" w:hAnsi="Aptos Display" w:eastAsia="Aptos Display" w:cs="Aptos Display" w:asciiTheme="majorAscii" w:hAnsiTheme="majorAscii" w:eastAsiaTheme="majorAscii" w:cstheme="majorAscii"/>
+          <w:noProof w:val="0"/>
+          <w:lang w:val="en-US"/>
+        </w:rPr>
+        <w:t>objectives</w:t>
+      </w:r>
+      <w:r>
+        <w:rPr>
+          <w:rFonts w:ascii="Aptos Display" w:hAnsi="Aptos Display" w:eastAsia="Aptos Display" w:cs="Aptos Display" w:asciiTheme="majorAscii" w:hAnsiTheme="majorAscii" w:eastAsiaTheme="majorAscii" w:cstheme="majorAscii"/>
+          <w:noProof w:val="0"/>
+          <w:lang w:val="en-US"/>
+        </w:rPr>
+        <w:t xml:space="preserve">: to integrate international students into the community through joint events, to promote intercultural exchange and dialogue among students, and to familiarize students with opportunities and institutions that support integration. These </w:t>
+      </w:r>
+      <w:r>
+        <w:rPr>
+          <w:rFonts w:ascii="Aptos Display" w:hAnsi="Aptos Display" w:eastAsia="Aptos Display" w:cs="Aptos Display" w:asciiTheme="majorAscii" w:hAnsiTheme="majorAscii" w:eastAsiaTheme="majorAscii" w:cstheme="majorAscii"/>
+          <w:noProof w:val="0"/>
+          <w:lang w:val="en-US"/>
+        </w:rPr>
+        <w:t>objectives</w:t>
+      </w:r>
+      <w:r>
+        <w:rPr>
+          <w:rFonts w:ascii="Aptos Display" w:hAnsi="Aptos Display" w:eastAsia="Aptos Display" w:cs="Aptos Display" w:asciiTheme="majorAscii" w:hAnsiTheme="majorAscii" w:eastAsiaTheme="majorAscii" w:cstheme="majorAscii"/>
+          <w:noProof w:val="0"/>
+          <w:lang w:val="en-US"/>
+        </w:rPr>
+        <w:t xml:space="preserve"> were linked to broader youth policy goals</w:t>
+      </w:r>
+      <w:r>
+        <w:rPr>
+          <w:rFonts w:ascii="Aptos Display" w:hAnsi="Aptos Display" w:eastAsia="Aptos Display" w:cs="Aptos Display"/>
+          <w:noProof w:val="0"/>
+          <w:sz w:val="24"/>
+          <w:szCs w:val="24"/>
+          <w:lang w:val="en-US"/>
+        </w:rPr>
+        <w:t xml:space="preserve"> —</w:t>
+      </w:r>
+      <w:r>
+        <w:rPr>
+          <w:rFonts w:ascii="Aptos Display" w:hAnsi="Aptos Display" w:eastAsia="Aptos Display" w:cs="Aptos Display" w:asciiTheme="majorAscii" w:hAnsiTheme="majorAscii" w:eastAsiaTheme="majorAscii" w:cstheme="majorAscii"/>
+          <w:noProof w:val="0"/>
+          <w:lang w:val="en-US"/>
+        </w:rPr>
+        <w:t xml:space="preserve"> </w:t>
+      </w:r>
+      <w:r>
+        <w:rPr>
+          <w:rFonts w:ascii="Aptos Display" w:hAnsi="Aptos Display" w:eastAsia="Aptos Display" w:cs="Aptos Display" w:asciiTheme="majorAscii" w:hAnsiTheme="majorAscii" w:eastAsiaTheme="majorAscii" w:cstheme="majorAscii"/>
+          <w:noProof w:val="0"/>
+          <w:lang w:val="en-US"/>
+        </w:rPr>
+        <w:t>promoting young people’s active participation in society, strengthening youth organizations, improving young people’s psychosocial well-being, and creating an inclusive environment.</w:t>
       </w:r>
     </w:p>
     <w:p>
@@ -5655,7 +6043,23 @@
           <w:noProof w:val="0"/>
           <w:lang w:val="en-US"/>
         </w:rPr>
-        <w:t xml:space="preserve">” community event, at least 200 participants in the International Students’ Day event series, and a satisfaction rate of no less than 70% among participants </w:t>
+        <w:t>” community event, at least 200 participants in the International Students’ Day event series, and a satisfaction rate of no less than 70</w:t>
+      </w:r>
+      <w:r>
+        <w:rPr>
+          <w:rFonts w:ascii="Aptos Display" w:hAnsi="Aptos Display" w:eastAsia="Aptos Display" w:cs="Aptos Display" w:asciiTheme="majorAscii" w:hAnsiTheme="majorAscii" w:eastAsiaTheme="majorAscii" w:cstheme="majorAscii"/>
+          <w:noProof w:val="0"/>
+          <w:lang w:val="en-US"/>
+        </w:rPr>
+        <w:t xml:space="preserve"> </w:t>
+      </w:r>
+      <w:r>
+        <w:rPr>
+          <w:rFonts w:ascii="Aptos Display" w:hAnsi="Aptos Display" w:eastAsia="Aptos Display" w:cs="Aptos Display" w:asciiTheme="majorAscii" w:hAnsiTheme="majorAscii" w:eastAsiaTheme="majorAscii" w:cstheme="majorAscii"/>
+          <w:noProof w:val="0"/>
+          <w:lang w:val="en-US"/>
+        </w:rPr>
+        <w:t xml:space="preserve">% among participants </w:t>
       </w:r>
       <w:r>
         <w:rPr>
@@ -6438,8 +6842,8 @@
 </file>
 
 <file path=customXml/item1.xml><?xml version="1.0" encoding="utf-8"?>
-<ct:contentTypeSchema xmlns:ct="http://schemas.microsoft.com/office/2006/metadata/contentType" xmlns:ma="http://schemas.microsoft.com/office/2006/metadata/properties/metaAttributes" ct:_="" ma:_="" ma:contentTypeName="Dokumentas" ma:contentTypeID="0x01010031419BB974FF0444AC761B595520E27F" ma:contentTypeVersion="46" ma:contentTypeDescription="Kurkite naują dokumentą." ma:contentTypeScope="" ma:versionID="6d12eca580733347d153c8d79d06489f">
-  <xsd:schema xmlns:xsd="http://www.w3.org/2001/XMLSchema" xmlns:xs="http://www.w3.org/2001/XMLSchema" xmlns:p="http://schemas.microsoft.com/office/2006/metadata/properties" xmlns:ns1="http://schemas.microsoft.com/sharepoint/v3" xmlns:ns2="b33ada24-f80b-4dbc-a5fd-44f9c36e426a" xmlns:ns3="074b1ed8-1c8d-4c98-8bb5-56e33e4a0d6d" targetNamespace="http://schemas.microsoft.com/office/2006/metadata/properties" ma:root="true" ma:fieldsID="b8c9d70f65cf02a8adfbed8cc100a2fe" ns1:_="" ns2:_="" ns3:_="">
+<ct:contentTypeSchema xmlns:ct="http://schemas.microsoft.com/office/2006/metadata/contentType" xmlns:ma="http://schemas.microsoft.com/office/2006/metadata/properties/metaAttributes" ct:_="" ma:_="" ma:contentTypeName="Document" ma:contentTypeID="0x01010031419BB974FF0444AC761B595520E27F" ma:contentTypeVersion="46" ma:contentTypeDescription="Create a new document." ma:contentTypeScope="" ma:versionID="07526bf6fd83edd7b31f922f86555fa2">
+  <xsd:schema xmlns:xsd="http://www.w3.org/2001/XMLSchema" xmlns:xs="http://www.w3.org/2001/XMLSchema" xmlns:p="http://schemas.microsoft.com/office/2006/metadata/properties" xmlns:ns1="http://schemas.microsoft.com/sharepoint/v3" xmlns:ns2="b33ada24-f80b-4dbc-a5fd-44f9c36e426a" xmlns:ns3="074b1ed8-1c8d-4c98-8bb5-56e33e4a0d6d" targetNamespace="http://schemas.microsoft.com/office/2006/metadata/properties" ma:root="true" ma:fieldsID="35791db9501c7a59747203dac6a051d4" ns1:_="" ns2:_="" ns3:_="">
     <xsd:import namespace="http://schemas.microsoft.com/sharepoint/v3"/>
     <xsd:import namespace="b33ada24-f80b-4dbc-a5fd-44f9c36e426a"/>
     <xsd:import namespace="074b1ed8-1c8d-4c98-8bb5-56e33e4a0d6d"/>
@@ -6486,7 +6890,7 @@
   <xsd:schema xmlns:xsd="http://www.w3.org/2001/XMLSchema" xmlns:xs="http://www.w3.org/2001/XMLSchema" xmlns:dms="http://schemas.microsoft.com/office/2006/documentManagement/types" xmlns:pc="http://schemas.microsoft.com/office/infopath/2007/PartnerControls" targetNamespace="http://schemas.microsoft.com/sharepoint/v3" elementFormDefault="qualified">
     <xsd:import namespace="http://schemas.microsoft.com/office/2006/documentManagement/types"/>
     <xsd:import namespace="http://schemas.microsoft.com/office/infopath/2007/PartnerControls"/>
-    <xsd:element name="Language" ma:index="4" nillable="true" ma:displayName="Kalba" ma:default="Lietuvių" ma:description="" ma:format="Dropdown" ma:internalName="Language">
+    <xsd:element name="Language" ma:index="4" nillable="true" ma:displayName="Language" ma:default="Lietuvių" ma:description="" ma:format="Dropdown" ma:internalName="Language">
       <xsd:simpleType>
         <xsd:union memberTypes="dms:Text">
           <xsd:simpleType>
@@ -6624,7 +7028,7 @@
         <xsd:restriction base="dms:Unknown"/>
       </xsd:simpleType>
     </xsd:element>
-    <xsd:element name="lcf76f155ced4ddcb4097134ff3c332f" ma:index="31" nillable="true" ma:taxonomy="true" ma:internalName="lcf76f155ced4ddcb4097134ff3c332f" ma:taxonomyFieldName="MediaServiceImageTags" ma:displayName="Vaizdų žymės" ma:readOnly="false" ma:fieldId="{5cf76f15-5ced-4ddc-b409-7134ff3c332f}" ma:taxonomyMulti="true" ma:sspId="e6a4ed46-09c1-4180-b5d8-b772bf273c50" ma:termSetId="09814cd3-568e-fe90-9814-8d621ff8fb84" ma:anchorId="fba54fb3-c3e1-fe81-a776-ca4b69148c4d" ma:open="true" ma:isKeyword="false">
+    <xsd:element name="lcf76f155ced4ddcb4097134ff3c332f" ma:index="31" nillable="true" ma:taxonomy="true" ma:internalName="lcf76f155ced4ddcb4097134ff3c332f" ma:taxonomyFieldName="MediaServiceImageTags" ma:displayName="Image Tags" ma:readOnly="false" ma:fieldId="{5cf76f15-5ced-4ddc-b409-7134ff3c332f}" ma:taxonomyMulti="true" ma:sspId="e6a4ed46-09c1-4180-b5d8-b772bf273c50" ma:termSetId="09814cd3-568e-fe90-9814-8d621ff8fb84" ma:anchorId="fba54fb3-c3e1-fe81-a776-ca4b69148c4d" ma:open="true" ma:isKeyword="false">
       <xsd:complexType>
         <xsd:sequence>
           <xsd:element ref="pc:Terms" minOccurs="0" maxOccurs="1"/>
@@ -6671,7 +7075,7 @@
         </xsd:complexContent>
       </xsd:complexType>
     </xsd:element>
-    <xsd:element name="SharedWithUsers" ma:index="27" nillable="true" ma:displayName="Bendrinama su" ma:hidden="true" ma:internalName="SharedWithUsers" ma:readOnly="true">
+    <xsd:element name="SharedWithUsers" ma:index="27" nillable="true" ma:displayName="Shared With" ma:hidden="true" ma:internalName="SharedWithUsers" ma:readOnly="true">
       <xsd:complexType>
         <xsd:complexContent>
           <xsd:extension base="dms:UserMulti">
@@ -6690,7 +7094,7 @@
         </xsd:complexContent>
       </xsd:complexType>
     </xsd:element>
-    <xsd:element name="SharedWithDetails" ma:index="28" nillable="true" ma:displayName="Bendrinta su išsamia informacija" ma:hidden="true" ma:internalName="SharedWithDetails" ma:readOnly="true">
+    <xsd:element name="SharedWithDetails" ma:index="28" nillable="true" ma:displayName="Shared With Details" ma:hidden="true" ma:internalName="SharedWithDetails" ma:readOnly="true">
       <xsd:simpleType>
         <xsd:restriction base="dms:Note"/>
       </xsd:simpleType>
@@ -6705,8 +7109,8 @@
         <xsd:element ref="dc:creator" minOccurs="0" maxOccurs="1"/>
         <xsd:element ref="dcterms:created" minOccurs="0" maxOccurs="1"/>
         <xsd:element ref="dc:identifier" minOccurs="0" maxOccurs="1"/>
-        <xsd:element name="contentType" minOccurs="0" maxOccurs="1" type="xsd:string" ma:displayName="Turinio tipas"/>
-        <xsd:element ref="dc:title" minOccurs="0" maxOccurs="1" ma:index="1" ma:displayName="Antraštė"/>
+        <xsd:element name="contentType" minOccurs="0" maxOccurs="1" type="xsd:string" ma:displayName="Content Type"/>
+        <xsd:element ref="dc:title" minOccurs="0" maxOccurs="1" ma:index="1" ma:displayName="Title"/>
         <xsd:element ref="dc:subject" minOccurs="0" maxOccurs="1"/>
         <xsd:element ref="dc:description" minOccurs="0" maxOccurs="1"/>
         <xsd:element name="keywords" minOccurs="0" maxOccurs="1" type="xsd:string"/>
@@ -6834,7 +7238,7 @@
 </file>
 
 <file path=customXml/itemProps1.xml><?xml version="1.0" encoding="utf-8"?>
-<ds:datastoreItem xmlns:ds="http://schemas.openxmlformats.org/officeDocument/2006/customXml" ds:itemID="{2B95199A-9D46-4CC4-A2BE-3EB3120B9DDD}"/>
+<ds:datastoreItem xmlns:ds="http://schemas.openxmlformats.org/officeDocument/2006/customXml" ds:itemID="{95E38ACA-2B65-4806-A577-8B89F066723A}"/>
 </file>
 
 <file path=customXml/itemProps2.xml><?xml version="1.0" encoding="utf-8"?>
